--- a/NexusDocs/templates/requests/11_mvd_regional.docx
+++ b/NexusDocs/templates/requests/11_mvd_regional.docx
@@ -444,8 +444,6 @@
         </w:rPr>
         <w:t xml:space="preserve">       </w:t>
       </w:r>
-      <w:bookmarkStart w:id="0" w:name="_GoBack"/>
-      <w:bookmarkEnd w:id="0"/>
       <w:r>
         <w:rPr>
           <w:rFonts w:eastAsia="Calibri"/>
@@ -465,7 +463,7 @@
     </w:p>
     <w:tbl>
       <w:tblPr>
-        <w:tblpPr w:leftFromText="180" w:rightFromText="180" w:vertAnchor="page" w:horzAnchor="margin" w:tblpXSpec="center" w:tblpY="145"/>
+        <w:tblpPr w:leftFromText="180" w:rightFromText="180" w:vertAnchor="page" w:horzAnchor="margin" w:tblpXSpec="center" w:tblpY="387"/>
         <w:tblW w:w="16216" w:type="dxa"/>
         <w:tblBorders>
           <w:top w:val="single" w:sz="4" w:space="0" w:color="000000"/>
@@ -574,7 +572,7 @@
                 </w:tcPr>
                 <w:p>
                   <w:pPr>
-                    <w:framePr w:hSpace="180" w:wrap="around" w:vAnchor="page" w:hAnchor="margin" w:xAlign="center" w:y="145"/>
+                    <w:framePr w:hSpace="180" w:wrap="around" w:vAnchor="page" w:hAnchor="margin" w:xAlign="center" w:y="387"/>
                     <w:pBdr>
                       <w:bottom w:val="single" w:sz="4" w:space="1" w:color="auto"/>
                     </w:pBdr>
@@ -593,7 +591,7 @@
                 </w:p>
                 <w:p>
                   <w:pPr>
-                    <w:framePr w:hSpace="180" w:wrap="around" w:vAnchor="page" w:hAnchor="margin" w:xAlign="center" w:y="145"/>
+                    <w:framePr w:hSpace="180" w:wrap="around" w:vAnchor="page" w:hAnchor="margin" w:xAlign="center" w:y="387"/>
                     <w:jc w:val="center"/>
                   </w:pPr>
                   <w:r>
@@ -623,7 +621,7 @@
                 </w:tcPr>
                 <w:p>
                   <w:pPr>
-                    <w:framePr w:hSpace="180" w:wrap="around" w:vAnchor="page" w:hAnchor="margin" w:xAlign="center" w:y="145"/>
+                    <w:framePr w:hSpace="180" w:wrap="around" w:vAnchor="page" w:hAnchor="margin" w:xAlign="center" w:y="387"/>
                     <w:rPr>
                       <w:sz w:val="13"/>
                       <w:szCs w:val="13"/>
@@ -650,7 +648,7 @@
                 </w:tcPr>
                 <w:p>
                   <w:pPr>
-                    <w:framePr w:hSpace="180" w:wrap="around" w:vAnchor="page" w:hAnchor="margin" w:xAlign="center" w:y="145"/>
+                    <w:framePr w:hSpace="180" w:wrap="around" w:vAnchor="page" w:hAnchor="margin" w:xAlign="center" w:y="387"/>
                     <w:rPr>
                       <w:sz w:val="24"/>
                     </w:rPr>
@@ -677,7 +675,7 @@
                 </w:tcPr>
                 <w:p>
                   <w:pPr>
-                    <w:framePr w:hSpace="180" w:wrap="around" w:vAnchor="page" w:hAnchor="margin" w:xAlign="center" w:y="145"/>
+                    <w:framePr w:hSpace="180" w:wrap="around" w:vAnchor="page" w:hAnchor="margin" w:xAlign="center" w:y="387"/>
                     <w:rPr>
                       <w:szCs w:val="28"/>
                     </w:rPr>
@@ -710,7 +708,7 @@
                 </w:tcPr>
                 <w:p>
                   <w:pPr>
-                    <w:framePr w:hSpace="180" w:wrap="around" w:vAnchor="page" w:hAnchor="margin" w:xAlign="center" w:y="145"/>
+                    <w:framePr w:hSpace="180" w:wrap="around" w:vAnchor="page" w:hAnchor="margin" w:xAlign="center" w:y="387"/>
                     <w:rPr>
                       <w:sz w:val="24"/>
                     </w:rPr>
@@ -737,7 +735,7 @@
                 </w:tcPr>
                 <w:p>
                   <w:pPr>
-                    <w:framePr w:hSpace="180" w:wrap="around" w:vAnchor="page" w:hAnchor="margin" w:xAlign="center" w:y="145"/>
+                    <w:framePr w:hSpace="180" w:wrap="around" w:vAnchor="page" w:hAnchor="margin" w:xAlign="center" w:y="387"/>
                     <w:rPr>
                       <w:szCs w:val="28"/>
                     </w:rPr>
@@ -783,7 +781,7 @@
                 </w:tcPr>
                 <w:p>
                   <w:pPr>
-                    <w:framePr w:hSpace="180" w:wrap="around" w:vAnchor="page" w:hAnchor="margin" w:xAlign="center" w:y="145"/>
+                    <w:framePr w:hSpace="180" w:wrap="around" w:vAnchor="page" w:hAnchor="margin" w:xAlign="center" w:y="387"/>
                     <w:rPr>
                       <w:sz w:val="24"/>
                     </w:rPr>
@@ -810,7 +808,7 @@
                 </w:tcPr>
                 <w:p>
                   <w:pPr>
-                    <w:framePr w:hSpace="180" w:wrap="around" w:vAnchor="page" w:hAnchor="margin" w:xAlign="center" w:y="145"/>
+                    <w:framePr w:hSpace="180" w:wrap="around" w:vAnchor="page" w:hAnchor="margin" w:xAlign="center" w:y="387"/>
                     <w:rPr>
                       <w:szCs w:val="28"/>
                     </w:rPr>
@@ -843,7 +841,7 @@
                 </w:tcPr>
                 <w:p>
                   <w:pPr>
-                    <w:framePr w:hSpace="180" w:wrap="around" w:vAnchor="page" w:hAnchor="margin" w:xAlign="center" w:y="145"/>
+                    <w:framePr w:hSpace="180" w:wrap="around" w:vAnchor="page" w:hAnchor="margin" w:xAlign="center" w:y="387"/>
                     <w:rPr>
                       <w:sz w:val="24"/>
                     </w:rPr>
@@ -870,7 +868,7 @@
                 </w:tcPr>
                 <w:p>
                   <w:pPr>
-                    <w:framePr w:hSpace="180" w:wrap="around" w:vAnchor="page" w:hAnchor="margin" w:xAlign="center" w:y="145"/>
+                    <w:framePr w:hSpace="180" w:wrap="around" w:vAnchor="page" w:hAnchor="margin" w:xAlign="center" w:y="387"/>
                     <w:ind w:hanging="117"/>
                     <w:rPr>
                       <w:szCs w:val="28"/>
@@ -904,7 +902,7 @@
                 </w:tcPr>
                 <w:p>
                   <w:pPr>
-                    <w:framePr w:hSpace="180" w:wrap="around" w:vAnchor="page" w:hAnchor="margin" w:xAlign="center" w:y="145"/>
+                    <w:framePr w:hSpace="180" w:wrap="around" w:vAnchor="page" w:hAnchor="margin" w:xAlign="center" w:y="387"/>
                     <w:rPr>
                       <w:sz w:val="24"/>
                     </w:rPr>
@@ -925,7 +923,7 @@
                 </w:tcPr>
                 <w:p>
                   <w:pPr>
-                    <w:framePr w:hSpace="180" w:wrap="around" w:vAnchor="page" w:hAnchor="margin" w:xAlign="center" w:y="145"/>
+                    <w:framePr w:hSpace="180" w:wrap="around" w:vAnchor="page" w:hAnchor="margin" w:xAlign="center" w:y="387"/>
                     <w:rPr>
                       <w:szCs w:val="28"/>
                     </w:rPr>
@@ -951,7 +949,7 @@
                 </w:tcPr>
                 <w:p>
                   <w:pPr>
-                    <w:framePr w:hSpace="180" w:wrap="around" w:vAnchor="page" w:hAnchor="margin" w:xAlign="center" w:y="145"/>
+                    <w:framePr w:hSpace="180" w:wrap="around" w:vAnchor="page" w:hAnchor="margin" w:xAlign="center" w:y="387"/>
                     <w:rPr>
                       <w:sz w:val="24"/>
                     </w:rPr>
@@ -978,7 +976,7 @@
                 </w:tcPr>
                 <w:p>
                   <w:pPr>
-                    <w:framePr w:hSpace="180" w:wrap="around" w:vAnchor="page" w:hAnchor="margin" w:xAlign="center" w:y="145"/>
+                    <w:framePr w:hSpace="180" w:wrap="around" w:vAnchor="page" w:hAnchor="margin" w:xAlign="center" w:y="387"/>
                     <w:rPr>
                       <w:szCs w:val="28"/>
                     </w:rPr>
@@ -1009,7 +1007,7 @@
                 </w:tcPr>
                 <w:p>
                   <w:pPr>
-                    <w:framePr w:hSpace="180" w:wrap="around" w:vAnchor="page" w:hAnchor="margin" w:xAlign="center" w:y="145"/>
+                    <w:framePr w:hSpace="180" w:wrap="around" w:vAnchor="page" w:hAnchor="margin" w:xAlign="center" w:y="387"/>
                     <w:rPr>
                       <w:sz w:val="24"/>
                     </w:rPr>
@@ -1036,7 +1034,7 @@
                 </w:tcPr>
                 <w:p>
                   <w:pPr>
-                    <w:framePr w:hSpace="180" w:wrap="around" w:vAnchor="page" w:hAnchor="margin" w:xAlign="center" w:y="145"/>
+                    <w:framePr w:hSpace="180" w:wrap="around" w:vAnchor="page" w:hAnchor="margin" w:xAlign="center" w:y="387"/>
                     <w:rPr>
                       <w:szCs w:val="28"/>
                     </w:rPr>
@@ -1069,7 +1067,7 @@
                 </w:tcPr>
                 <w:p>
                   <w:pPr>
-                    <w:framePr w:hSpace="180" w:wrap="around" w:vAnchor="page" w:hAnchor="margin" w:xAlign="center" w:y="145"/>
+                    <w:framePr w:hSpace="180" w:wrap="around" w:vAnchor="page" w:hAnchor="margin" w:xAlign="center" w:y="387"/>
                     <w:rPr>
                       <w:sz w:val="24"/>
                     </w:rPr>
@@ -1096,7 +1094,7 @@
                 </w:tcPr>
                 <w:p>
                   <w:pPr>
-                    <w:framePr w:hSpace="180" w:wrap="around" w:vAnchor="page" w:hAnchor="margin" w:xAlign="center" w:y="145"/>
+                    <w:framePr w:hSpace="180" w:wrap="around" w:vAnchor="page" w:hAnchor="margin" w:xAlign="center" w:y="387"/>
                     <w:rPr>
                       <w:spacing w:val="-6"/>
                       <w:szCs w:val="28"/>
@@ -1129,7 +1127,7 @@
                 </w:tcPr>
                 <w:p>
                   <w:pPr>
-                    <w:framePr w:hSpace="180" w:wrap="around" w:vAnchor="page" w:hAnchor="margin" w:xAlign="center" w:y="145"/>
+                    <w:framePr w:hSpace="180" w:wrap="around" w:vAnchor="page" w:hAnchor="margin" w:xAlign="center" w:y="387"/>
                     <w:jc w:val="center"/>
                     <w:rPr>
                       <w:sz w:val="16"/>
@@ -1163,7 +1161,7 @@
                 </w:tcPr>
                 <w:p>
                   <w:pPr>
-                    <w:framePr w:hSpace="180" w:wrap="around" w:vAnchor="page" w:hAnchor="margin" w:xAlign="center" w:y="145"/>
+                    <w:framePr w:hSpace="180" w:wrap="around" w:vAnchor="page" w:hAnchor="margin" w:xAlign="center" w:y="387"/>
                     <w:rPr>
                       <w:sz w:val="24"/>
                     </w:rPr>
@@ -1189,7 +1187,7 @@
                 </w:tcPr>
                 <w:p>
                   <w:pPr>
-                    <w:framePr w:hSpace="180" w:wrap="around" w:vAnchor="page" w:hAnchor="margin" w:xAlign="center" w:y="145"/>
+                    <w:framePr w:hSpace="180" w:wrap="around" w:vAnchor="page" w:hAnchor="margin" w:xAlign="center" w:y="387"/>
                     <w:rPr>
                       <w:sz w:val="24"/>
                     </w:rPr>
@@ -1229,7 +1227,7 @@
                 </w:tcPr>
                 <w:p>
                   <w:pPr>
-                    <w:framePr w:hSpace="180" w:wrap="around" w:vAnchor="page" w:hAnchor="margin" w:xAlign="center" w:y="145"/>
+                    <w:framePr w:hSpace="180" w:wrap="around" w:vAnchor="page" w:hAnchor="margin" w:xAlign="center" w:y="387"/>
                     <w:rPr>
                       <w:sz w:val="24"/>
                     </w:rPr>
@@ -1254,7 +1252,7 @@
                 </w:tcPr>
                 <w:p>
                   <w:pPr>
-                    <w:framePr w:hSpace="180" w:wrap="around" w:vAnchor="page" w:hAnchor="margin" w:xAlign="center" w:y="145"/>
+                    <w:framePr w:hSpace="180" w:wrap="around" w:vAnchor="page" w:hAnchor="margin" w:xAlign="center" w:y="387"/>
                   </w:pPr>
                   <w:r>
                     <w:t>Следователь отдела</w:t>
@@ -1282,7 +1280,7 @@
                 </w:tcPr>
                 <w:p>
                   <w:pPr>
-                    <w:framePr w:hSpace="180" w:wrap="around" w:vAnchor="page" w:hAnchor="margin" w:xAlign="center" w:y="145"/>
+                    <w:framePr w:hSpace="180" w:wrap="around" w:vAnchor="page" w:hAnchor="margin" w:xAlign="center" w:y="387"/>
                     <w:rPr>
                       <w:szCs w:val="28"/>
                     </w:rPr>
@@ -1313,7 +1311,7 @@
                 </w:tcPr>
                 <w:p>
                   <w:pPr>
-                    <w:framePr w:hSpace="180" w:wrap="around" w:vAnchor="page" w:hAnchor="margin" w:xAlign="center" w:y="145"/>
+                    <w:framePr w:hSpace="180" w:wrap="around" w:vAnchor="page" w:hAnchor="margin" w:xAlign="center" w:y="387"/>
                     <w:rPr>
                       <w:sz w:val="18"/>
                       <w:szCs w:val="18"/>
@@ -1341,7 +1339,7 @@
                 </w:tcPr>
                 <w:p>
                   <w:pPr>
-                    <w:framePr w:hSpace="180" w:wrap="around" w:vAnchor="page" w:hAnchor="margin" w:xAlign="center" w:y="145"/>
+                    <w:framePr w:hSpace="180" w:wrap="around" w:vAnchor="page" w:hAnchor="margin" w:xAlign="center" w:y="387"/>
                     <w:rPr>
                       <w:sz w:val="18"/>
                       <w:szCs w:val="18"/>
@@ -1374,22 +1372,16 @@
                 </w:tcPr>
                 <w:p>
                   <w:pPr>
-                    <w:framePr w:hSpace="180" w:wrap="around" w:vAnchor="page" w:hAnchor="margin" w:xAlign="center" w:y="145"/>
-                    <w:rPr>
-                      <w:sz w:val="24"/>
-                    </w:rPr>
-                  </w:pPr>
-                  <w:r>
-                    <w:rPr>
-                      <w:sz w:val="24"/>
-                    </w:rPr>
-                    <w:t xml:space="preserve">                                                   </w:t>
-                  </w:r>
-                  <w:r>
-                    <w:rPr>
-                      <w:sz w:val="24"/>
-                    </w:rPr>
-                    <w:t xml:space="preserve">С.А. </w:t>
+                    <w:framePr w:hSpace="180" w:wrap="around" w:vAnchor="page" w:hAnchor="margin" w:xAlign="center" w:y="387"/>
+                    <w:rPr>
+                      <w:sz w:val="24"/>
+                    </w:rPr>
+                  </w:pPr>
+                  <w:r>
+                    <w:rPr>
+                      <w:sz w:val="24"/>
+                    </w:rPr>
+                    <w:t xml:space="preserve">лейтенант юстиции                     С.А. </w:t>
                   </w:r>
                   <w:proofErr w:type="spellStart"/>
                   <w:r>
@@ -1425,7 +1417,7 @@
                 </w:tcPr>
                 <w:p>
                   <w:pPr>
-                    <w:framePr w:hSpace="180" w:wrap="around" w:vAnchor="page" w:hAnchor="margin" w:xAlign="center" w:y="145"/>
+                    <w:framePr w:hSpace="180" w:wrap="around" w:vAnchor="page" w:hAnchor="margin" w:xAlign="center" w:y="387"/>
                     <w:rPr>
                       <w:sz w:val="18"/>
                       <w:szCs w:val="18"/>
@@ -1436,8 +1428,17 @@
                       <w:sz w:val="18"/>
                       <w:szCs w:val="18"/>
                     </w:rPr>
-                    <w:t>(подпись)</w:t>
-                  </w:r>
+                    <w:t>(в звании</w:t>
+                  </w:r>
+                  <w:r>
+                    <w:rPr>
+                      <w:sz w:val="18"/>
+                      <w:szCs w:val="18"/>
+                    </w:rPr>
+                    <w:t>)</w:t>
+                  </w:r>
+                  <w:bookmarkStart w:id="0" w:name="_GoBack"/>
+                  <w:bookmarkEnd w:id="0"/>
                 </w:p>
               </w:tc>
               <w:tc>
@@ -1453,8 +1454,8 @@
                 </w:tcPr>
                 <w:p>
                   <w:pPr>
-                    <w:framePr w:hSpace="180" w:wrap="around" w:vAnchor="page" w:hAnchor="margin" w:xAlign="center" w:y="145"/>
-                    <w:jc w:val="center"/>
+                    <w:framePr w:hSpace="180" w:wrap="around" w:vAnchor="page" w:hAnchor="margin" w:xAlign="center" w:y="387"/>
+                    <w:jc w:val="right"/>
                     <w:rPr>
                       <w:sz w:val="18"/>
                       <w:szCs w:val="18"/>
@@ -1481,13 +1482,20 @@
                 </w:tcPr>
                 <w:p>
                   <w:pPr>
-                    <w:framePr w:hSpace="180" w:wrap="around" w:vAnchor="page" w:hAnchor="margin" w:xAlign="center" w:y="145"/>
+                    <w:framePr w:hSpace="180" w:wrap="around" w:vAnchor="page" w:hAnchor="margin" w:xAlign="center" w:y="387"/>
                     <w:jc w:val="center"/>
                     <w:rPr>
                       <w:sz w:val="18"/>
                       <w:szCs w:val="18"/>
                     </w:rPr>
                   </w:pPr>
+                  <w:r>
+                    <w:rPr>
+                      <w:sz w:val="18"/>
+                      <w:szCs w:val="18"/>
+                    </w:rPr>
+                    <w:t>(подпись)</w:t>
+                  </w:r>
                 </w:p>
               </w:tc>
             </w:tr>
@@ -1508,7 +1516,7 @@
                 </w:tcPr>
                 <w:p>
                   <w:pPr>
-                    <w:framePr w:hSpace="180" w:wrap="around" w:vAnchor="page" w:hAnchor="margin" w:xAlign="center" w:y="145"/>
+                    <w:framePr w:hSpace="180" w:wrap="around" w:vAnchor="page" w:hAnchor="margin" w:xAlign="center" w:y="387"/>
                     <w:tabs>
                       <w:tab w:val="right" w:pos="2619"/>
                     </w:tabs>
@@ -1539,7 +1547,7 @@
                 </w:tcPr>
                 <w:p>
                   <w:pPr>
-                    <w:framePr w:hSpace="180" w:wrap="around" w:vAnchor="page" w:hAnchor="margin" w:xAlign="center" w:y="145"/>
+                    <w:framePr w:hSpace="180" w:wrap="around" w:vAnchor="page" w:hAnchor="margin" w:xAlign="center" w:y="387"/>
                     <w:ind w:left="-108"/>
                     <w:jc w:val="center"/>
                   </w:pPr>
@@ -1560,7 +1568,7 @@
                 </w:tcPr>
                 <w:p>
                   <w:pPr>
-                    <w:framePr w:hSpace="180" w:wrap="around" w:vAnchor="page" w:hAnchor="margin" w:xAlign="center" w:y="145"/>
+                    <w:framePr w:hSpace="180" w:wrap="around" w:vAnchor="page" w:hAnchor="margin" w:xAlign="center" w:y="387"/>
                     <w:jc w:val="center"/>
                     <w:rPr>
                       <w:sz w:val="24"/>
@@ -1585,7 +1593,7 @@
                 </w:tcPr>
                 <w:p>
                   <w:pPr>
-                    <w:framePr w:hSpace="180" w:wrap="around" w:vAnchor="page" w:hAnchor="margin" w:xAlign="center" w:y="145"/>
+                    <w:framePr w:hSpace="180" w:wrap="around" w:vAnchor="page" w:hAnchor="margin" w:xAlign="center" w:y="387"/>
                     <w:tabs>
                       <w:tab w:val="right" w:pos="2619"/>
                     </w:tabs>
@@ -1608,7 +1616,7 @@
                 </w:tcPr>
                 <w:p>
                   <w:pPr>
-                    <w:framePr w:hSpace="180" w:wrap="around" w:vAnchor="page" w:hAnchor="margin" w:xAlign="center" w:y="145"/>
+                    <w:framePr w:hSpace="180" w:wrap="around" w:vAnchor="page" w:hAnchor="margin" w:xAlign="center" w:y="387"/>
                     <w:ind w:left="-108"/>
                     <w:jc w:val="center"/>
                   </w:pPr>
@@ -1626,7 +1634,7 @@
                 </w:tcPr>
                 <w:p>
                   <w:pPr>
-                    <w:framePr w:hSpace="180" w:wrap="around" w:vAnchor="page" w:hAnchor="margin" w:xAlign="center" w:y="145"/>
+                    <w:framePr w:hSpace="180" w:wrap="around" w:vAnchor="page" w:hAnchor="margin" w:xAlign="center" w:y="387"/>
                     <w:jc w:val="center"/>
                     <w:rPr>
                       <w:sz w:val="18"/>
@@ -1660,7 +1668,7 @@
                 </w:tcPr>
                 <w:p>
                   <w:pPr>
-                    <w:framePr w:hSpace="180" w:wrap="around" w:vAnchor="page" w:hAnchor="margin" w:xAlign="center" w:y="145"/>
+                    <w:framePr w:hSpace="180" w:wrap="around" w:vAnchor="page" w:hAnchor="margin" w:xAlign="center" w:y="387"/>
                     <w:rPr>
                       <w:sz w:val="24"/>
                     </w:rPr>
@@ -1680,7 +1688,7 @@
                 </w:tcPr>
                 <w:p>
                   <w:pPr>
-                    <w:framePr w:hSpace="180" w:wrap="around" w:vAnchor="page" w:hAnchor="margin" w:xAlign="center" w:y="145"/>
+                    <w:framePr w:hSpace="180" w:wrap="around" w:vAnchor="page" w:hAnchor="margin" w:xAlign="center" w:y="387"/>
                     <w:rPr>
                       <w:sz w:val="24"/>
                     </w:rPr>
@@ -1705,7 +1713,7 @@
                 </w:tcPr>
                 <w:p>
                   <w:pPr>
-                    <w:framePr w:hSpace="180" w:wrap="around" w:vAnchor="page" w:hAnchor="margin" w:xAlign="center" w:y="145"/>
+                    <w:framePr w:hSpace="180" w:wrap="around" w:vAnchor="page" w:hAnchor="margin" w:xAlign="center" w:y="387"/>
                     <w:rPr>
                       <w:sz w:val="24"/>
                     </w:rPr>
@@ -1731,7 +1739,7 @@
                 </w:tcPr>
                 <w:p>
                   <w:pPr>
-                    <w:framePr w:hSpace="180" w:wrap="around" w:vAnchor="page" w:hAnchor="margin" w:xAlign="center" w:y="145"/>
+                    <w:framePr w:hSpace="180" w:wrap="around" w:vAnchor="page" w:hAnchor="margin" w:xAlign="center" w:y="387"/>
                     <w:rPr>
                       <w:sz w:val="24"/>
                     </w:rPr>
@@ -1762,7 +1770,7 @@
                 </w:tcPr>
                 <w:p>
                   <w:pPr>
-                    <w:framePr w:hSpace="180" w:wrap="around" w:vAnchor="page" w:hAnchor="margin" w:xAlign="center" w:y="145"/>
+                    <w:framePr w:hSpace="180" w:wrap="around" w:vAnchor="page" w:hAnchor="margin" w:xAlign="center" w:y="387"/>
                     <w:rPr>
                       <w:sz w:val="16"/>
                       <w:szCs w:val="16"/>
@@ -1783,7 +1791,7 @@
                 </w:tcPr>
                 <w:p>
                   <w:pPr>
-                    <w:framePr w:hSpace="180" w:wrap="around" w:vAnchor="page" w:hAnchor="margin" w:xAlign="center" w:y="145"/>
+                    <w:framePr w:hSpace="180" w:wrap="around" w:vAnchor="page" w:hAnchor="margin" w:xAlign="center" w:y="387"/>
                     <w:jc w:val="center"/>
                     <w:rPr>
                       <w:sz w:val="16"/>
@@ -1817,7 +1825,7 @@
                 </w:tcPr>
                 <w:p>
                   <w:pPr>
-                    <w:framePr w:hSpace="180" w:wrap="around" w:vAnchor="page" w:hAnchor="margin" w:xAlign="center" w:y="145"/>
+                    <w:framePr w:hSpace="180" w:wrap="around" w:vAnchor="page" w:hAnchor="margin" w:xAlign="center" w:y="387"/>
                     <w:rPr>
                       <w:sz w:val="24"/>
                     </w:rPr>
@@ -1843,7 +1851,7 @@
                 </w:tcPr>
                 <w:p>
                   <w:pPr>
-                    <w:framePr w:hSpace="180" w:wrap="around" w:vAnchor="page" w:hAnchor="margin" w:xAlign="center" w:y="145"/>
+                    <w:framePr w:hSpace="180" w:wrap="around" w:vAnchor="page" w:hAnchor="margin" w:xAlign="center" w:y="387"/>
                     <w:rPr>
                       <w:sz w:val="24"/>
                     </w:rPr>
@@ -1874,7 +1882,7 @@
                 </w:tcPr>
                 <w:p>
                   <w:pPr>
-                    <w:framePr w:hSpace="180" w:wrap="around" w:vAnchor="page" w:hAnchor="margin" w:xAlign="center" w:y="145"/>
+                    <w:framePr w:hSpace="180" w:wrap="around" w:vAnchor="page" w:hAnchor="margin" w:xAlign="center" w:y="387"/>
                     <w:rPr>
                       <w:sz w:val="24"/>
                     </w:rPr>
@@ -1900,7 +1908,7 @@
                 </w:tcPr>
                 <w:p>
                   <w:pPr>
-                    <w:framePr w:hSpace="180" w:wrap="around" w:vAnchor="page" w:hAnchor="margin" w:xAlign="center" w:y="145"/>
+                    <w:framePr w:hSpace="180" w:wrap="around" w:vAnchor="page" w:hAnchor="margin" w:xAlign="center" w:y="387"/>
                     <w:rPr>
                       <w:sz w:val="24"/>
                     </w:rPr>
@@ -1925,7 +1933,7 @@
                 </w:tcPr>
                 <w:p>
                   <w:pPr>
-                    <w:framePr w:hSpace="180" w:wrap="around" w:vAnchor="page" w:hAnchor="margin" w:xAlign="center" w:y="145"/>
+                    <w:framePr w:hSpace="180" w:wrap="around" w:vAnchor="page" w:hAnchor="margin" w:xAlign="center" w:y="387"/>
                     <w:rPr>
                       <w:sz w:val="24"/>
                     </w:rPr>
@@ -1958,7 +1966,7 @@
                 </w:tcPr>
                 <w:p>
                   <w:pPr>
-                    <w:framePr w:hSpace="180" w:wrap="around" w:vAnchor="page" w:hAnchor="margin" w:xAlign="center" w:y="145"/>
+                    <w:framePr w:hSpace="180" w:wrap="around" w:vAnchor="page" w:hAnchor="margin" w:xAlign="center" w:y="387"/>
                     <w:rPr>
                       <w:sz w:val="24"/>
                     </w:rPr>
@@ -1989,7 +1997,7 @@
                 </w:tcPr>
                 <w:p>
                   <w:pPr>
-                    <w:framePr w:hSpace="180" w:wrap="around" w:vAnchor="page" w:hAnchor="margin" w:xAlign="center" w:y="145"/>
+                    <w:framePr w:hSpace="180" w:wrap="around" w:vAnchor="page" w:hAnchor="margin" w:xAlign="center" w:y="387"/>
                     <w:rPr>
                       <w:sz w:val="24"/>
                     </w:rPr>
@@ -2015,7 +2023,7 @@
                 </w:tcPr>
                 <w:p>
                   <w:pPr>
-                    <w:framePr w:hSpace="180" w:wrap="around" w:vAnchor="page" w:hAnchor="margin" w:xAlign="center" w:y="145"/>
+                    <w:framePr w:hSpace="180" w:wrap="around" w:vAnchor="page" w:hAnchor="margin" w:xAlign="center" w:y="387"/>
                     <w:rPr>
                       <w:sz w:val="24"/>
                     </w:rPr>
@@ -2056,7 +2064,21 @@
                 <w:sz w:val="16"/>
                 <w:szCs w:val="16"/>
               </w:rPr>
-              <w:t>Требование заполняется четко и разборчиво, фамилия, имя, отчество – печатными буквами в именительном падеже.</w:t>
+              <w:t xml:space="preserve">Требование заполняется четко и разборчиво, фамилия, имя, отчество – печатными буквами </w:t>
+            </w:r>
+            <w:r>
+              <w:rPr>
+                <w:sz w:val="16"/>
+                <w:szCs w:val="16"/>
+              </w:rPr>
+              <w:br/>
+            </w:r>
+            <w:r>
+              <w:rPr>
+                <w:sz w:val="16"/>
+                <w:szCs w:val="16"/>
+              </w:rPr>
+              <w:t>в именительном падеже.</w:t>
             </w:r>
           </w:p>
         </w:tc>
@@ -2144,7 +2166,7 @@
                 </w:tcPr>
                 <w:p>
                   <w:pPr>
-                    <w:framePr w:hSpace="180" w:wrap="around" w:vAnchor="page" w:hAnchor="margin" w:xAlign="center" w:y="145"/>
+                    <w:framePr w:hSpace="180" w:wrap="around" w:vAnchor="page" w:hAnchor="margin" w:xAlign="center" w:y="387"/>
                     <w:pBdr>
                       <w:bottom w:val="single" w:sz="4" w:space="1" w:color="auto"/>
                     </w:pBdr>
@@ -2163,7 +2185,7 @@
                 </w:p>
                 <w:p>
                   <w:pPr>
-                    <w:framePr w:hSpace="180" w:wrap="around" w:vAnchor="page" w:hAnchor="margin" w:xAlign="center" w:y="145"/>
+                    <w:framePr w:hSpace="180" w:wrap="around" w:vAnchor="page" w:hAnchor="margin" w:xAlign="center" w:y="387"/>
                     <w:jc w:val="center"/>
                   </w:pPr>
                   <w:r>
@@ -2193,7 +2215,7 @@
                 </w:tcPr>
                 <w:p>
                   <w:pPr>
-                    <w:framePr w:hSpace="180" w:wrap="around" w:vAnchor="page" w:hAnchor="margin" w:xAlign="center" w:y="145"/>
+                    <w:framePr w:hSpace="180" w:wrap="around" w:vAnchor="page" w:hAnchor="margin" w:xAlign="center" w:y="387"/>
                     <w:rPr>
                       <w:sz w:val="13"/>
                       <w:szCs w:val="13"/>
@@ -2220,7 +2242,7 @@
                 </w:tcPr>
                 <w:p>
                   <w:pPr>
-                    <w:framePr w:hSpace="180" w:wrap="around" w:vAnchor="page" w:hAnchor="margin" w:xAlign="center" w:y="145"/>
+                    <w:framePr w:hSpace="180" w:wrap="around" w:vAnchor="page" w:hAnchor="margin" w:xAlign="center" w:y="387"/>
                     <w:rPr>
                       <w:sz w:val="24"/>
                     </w:rPr>
@@ -2247,7 +2269,7 @@
                 </w:tcPr>
                 <w:p>
                   <w:pPr>
-                    <w:framePr w:hSpace="180" w:wrap="around" w:vAnchor="page" w:hAnchor="margin" w:xAlign="center" w:y="145"/>
+                    <w:framePr w:hSpace="180" w:wrap="around" w:vAnchor="page" w:hAnchor="margin" w:xAlign="center" w:y="387"/>
                     <w:rPr>
                       <w:szCs w:val="28"/>
                     </w:rPr>
@@ -2280,7 +2302,7 @@
                 </w:tcPr>
                 <w:p>
                   <w:pPr>
-                    <w:framePr w:hSpace="180" w:wrap="around" w:vAnchor="page" w:hAnchor="margin" w:xAlign="center" w:y="145"/>
+                    <w:framePr w:hSpace="180" w:wrap="around" w:vAnchor="page" w:hAnchor="margin" w:xAlign="center" w:y="387"/>
                     <w:rPr>
                       <w:sz w:val="24"/>
                     </w:rPr>
@@ -2307,7 +2329,7 @@
                 </w:tcPr>
                 <w:p>
                   <w:pPr>
-                    <w:framePr w:hSpace="180" w:wrap="around" w:vAnchor="page" w:hAnchor="margin" w:xAlign="center" w:y="145"/>
+                    <w:framePr w:hSpace="180" w:wrap="around" w:vAnchor="page" w:hAnchor="margin" w:xAlign="center" w:y="387"/>
                     <w:rPr>
                       <w:szCs w:val="28"/>
                     </w:rPr>
@@ -2353,7 +2375,7 @@
                 </w:tcPr>
                 <w:p>
                   <w:pPr>
-                    <w:framePr w:hSpace="180" w:wrap="around" w:vAnchor="page" w:hAnchor="margin" w:xAlign="center" w:y="145"/>
+                    <w:framePr w:hSpace="180" w:wrap="around" w:vAnchor="page" w:hAnchor="margin" w:xAlign="center" w:y="387"/>
                     <w:rPr>
                       <w:sz w:val="24"/>
                     </w:rPr>
@@ -2380,7 +2402,7 @@
                 </w:tcPr>
                 <w:p>
                   <w:pPr>
-                    <w:framePr w:hSpace="180" w:wrap="around" w:vAnchor="page" w:hAnchor="margin" w:xAlign="center" w:y="145"/>
+                    <w:framePr w:hSpace="180" w:wrap="around" w:vAnchor="page" w:hAnchor="margin" w:xAlign="center" w:y="387"/>
                     <w:rPr>
                       <w:szCs w:val="28"/>
                     </w:rPr>
@@ -2413,7 +2435,7 @@
                 </w:tcPr>
                 <w:p>
                   <w:pPr>
-                    <w:framePr w:hSpace="180" w:wrap="around" w:vAnchor="page" w:hAnchor="margin" w:xAlign="center" w:y="145"/>
+                    <w:framePr w:hSpace="180" w:wrap="around" w:vAnchor="page" w:hAnchor="margin" w:xAlign="center" w:y="387"/>
                     <w:rPr>
                       <w:sz w:val="24"/>
                     </w:rPr>
@@ -2440,7 +2462,7 @@
                 </w:tcPr>
                 <w:p>
                   <w:pPr>
-                    <w:framePr w:hSpace="180" w:wrap="around" w:vAnchor="page" w:hAnchor="margin" w:xAlign="center" w:y="145"/>
+                    <w:framePr w:hSpace="180" w:wrap="around" w:vAnchor="page" w:hAnchor="margin" w:xAlign="center" w:y="387"/>
                     <w:ind w:hanging="117"/>
                     <w:rPr>
                       <w:szCs w:val="28"/>
@@ -2474,7 +2496,7 @@
                 </w:tcPr>
                 <w:p>
                   <w:pPr>
-                    <w:framePr w:hSpace="180" w:wrap="around" w:vAnchor="page" w:hAnchor="margin" w:xAlign="center" w:y="145"/>
+                    <w:framePr w:hSpace="180" w:wrap="around" w:vAnchor="page" w:hAnchor="margin" w:xAlign="center" w:y="387"/>
                     <w:rPr>
                       <w:sz w:val="24"/>
                     </w:rPr>
@@ -2495,7 +2517,7 @@
                 </w:tcPr>
                 <w:p>
                   <w:pPr>
-                    <w:framePr w:hSpace="180" w:wrap="around" w:vAnchor="page" w:hAnchor="margin" w:xAlign="center" w:y="145"/>
+                    <w:framePr w:hSpace="180" w:wrap="around" w:vAnchor="page" w:hAnchor="margin" w:xAlign="center" w:y="387"/>
                     <w:rPr>
                       <w:szCs w:val="28"/>
                     </w:rPr>
@@ -2521,7 +2543,7 @@
                 </w:tcPr>
                 <w:p>
                   <w:pPr>
-                    <w:framePr w:hSpace="180" w:wrap="around" w:vAnchor="page" w:hAnchor="margin" w:xAlign="center" w:y="145"/>
+                    <w:framePr w:hSpace="180" w:wrap="around" w:vAnchor="page" w:hAnchor="margin" w:xAlign="center" w:y="387"/>
                     <w:rPr>
                       <w:sz w:val="24"/>
                     </w:rPr>
@@ -2548,7 +2570,7 @@
                 </w:tcPr>
                 <w:p>
                   <w:pPr>
-                    <w:framePr w:hSpace="180" w:wrap="around" w:vAnchor="page" w:hAnchor="margin" w:xAlign="center" w:y="145"/>
+                    <w:framePr w:hSpace="180" w:wrap="around" w:vAnchor="page" w:hAnchor="margin" w:xAlign="center" w:y="387"/>
                     <w:rPr>
                       <w:szCs w:val="28"/>
                     </w:rPr>
@@ -2579,7 +2601,7 @@
                 </w:tcPr>
                 <w:p>
                   <w:pPr>
-                    <w:framePr w:hSpace="180" w:wrap="around" w:vAnchor="page" w:hAnchor="margin" w:xAlign="center" w:y="145"/>
+                    <w:framePr w:hSpace="180" w:wrap="around" w:vAnchor="page" w:hAnchor="margin" w:xAlign="center" w:y="387"/>
                     <w:rPr>
                       <w:sz w:val="24"/>
                     </w:rPr>
@@ -2606,7 +2628,7 @@
                 </w:tcPr>
                 <w:p>
                   <w:pPr>
-                    <w:framePr w:hSpace="180" w:wrap="around" w:vAnchor="page" w:hAnchor="margin" w:xAlign="center" w:y="145"/>
+                    <w:framePr w:hSpace="180" w:wrap="around" w:vAnchor="page" w:hAnchor="margin" w:xAlign="center" w:y="387"/>
                     <w:rPr>
                       <w:szCs w:val="28"/>
                     </w:rPr>
@@ -2639,7 +2661,7 @@
                 </w:tcPr>
                 <w:p>
                   <w:pPr>
-                    <w:framePr w:hSpace="180" w:wrap="around" w:vAnchor="page" w:hAnchor="margin" w:xAlign="center" w:y="145"/>
+                    <w:framePr w:hSpace="180" w:wrap="around" w:vAnchor="page" w:hAnchor="margin" w:xAlign="center" w:y="387"/>
                     <w:rPr>
                       <w:sz w:val="24"/>
                     </w:rPr>
@@ -2666,7 +2688,7 @@
                 </w:tcPr>
                 <w:p>
                   <w:pPr>
-                    <w:framePr w:hSpace="180" w:wrap="around" w:vAnchor="page" w:hAnchor="margin" w:xAlign="center" w:y="145"/>
+                    <w:framePr w:hSpace="180" w:wrap="around" w:vAnchor="page" w:hAnchor="margin" w:xAlign="center" w:y="387"/>
                     <w:rPr>
                       <w:spacing w:val="-6"/>
                       <w:szCs w:val="28"/>
@@ -2699,7 +2721,7 @@
                 </w:tcPr>
                 <w:p>
                   <w:pPr>
-                    <w:framePr w:hSpace="180" w:wrap="around" w:vAnchor="page" w:hAnchor="margin" w:xAlign="center" w:y="145"/>
+                    <w:framePr w:hSpace="180" w:wrap="around" w:vAnchor="page" w:hAnchor="margin" w:xAlign="center" w:y="387"/>
                     <w:jc w:val="center"/>
                     <w:rPr>
                       <w:sz w:val="16"/>
@@ -2733,7 +2755,7 @@
                 </w:tcPr>
                 <w:p>
                   <w:pPr>
-                    <w:framePr w:hSpace="180" w:wrap="around" w:vAnchor="page" w:hAnchor="margin" w:xAlign="center" w:y="145"/>
+                    <w:framePr w:hSpace="180" w:wrap="around" w:vAnchor="page" w:hAnchor="margin" w:xAlign="center" w:y="387"/>
                     <w:rPr>
                       <w:sz w:val="24"/>
                     </w:rPr>
@@ -2759,7 +2781,7 @@
                 </w:tcPr>
                 <w:p>
                   <w:pPr>
-                    <w:framePr w:hSpace="180" w:wrap="around" w:vAnchor="page" w:hAnchor="margin" w:xAlign="center" w:y="145"/>
+                    <w:framePr w:hSpace="180" w:wrap="around" w:vAnchor="page" w:hAnchor="margin" w:xAlign="center" w:y="387"/>
                     <w:rPr>
                       <w:sz w:val="24"/>
                     </w:rPr>
@@ -2799,7 +2821,7 @@
                 </w:tcPr>
                 <w:p>
                   <w:pPr>
-                    <w:framePr w:hSpace="180" w:wrap="around" w:vAnchor="page" w:hAnchor="margin" w:xAlign="center" w:y="145"/>
+                    <w:framePr w:hSpace="180" w:wrap="around" w:vAnchor="page" w:hAnchor="margin" w:xAlign="center" w:y="387"/>
                     <w:rPr>
                       <w:sz w:val="24"/>
                     </w:rPr>
@@ -2824,7 +2846,7 @@
                 </w:tcPr>
                 <w:p>
                   <w:pPr>
-                    <w:framePr w:hSpace="180" w:wrap="around" w:vAnchor="page" w:hAnchor="margin" w:xAlign="center" w:y="145"/>
+                    <w:framePr w:hSpace="180" w:wrap="around" w:vAnchor="page" w:hAnchor="margin" w:xAlign="center" w:y="387"/>
                   </w:pPr>
                   <w:r>
                     <w:t>Следователь отдела</w:t>
@@ -2845,7 +2867,7 @@
                 </w:tcPr>
                 <w:p>
                   <w:pPr>
-                    <w:framePr w:hSpace="180" w:wrap="around" w:vAnchor="page" w:hAnchor="margin" w:xAlign="center" w:y="145"/>
+                    <w:framePr w:hSpace="180" w:wrap="around" w:vAnchor="page" w:hAnchor="margin" w:xAlign="center" w:y="387"/>
                     <w:rPr>
                       <w:szCs w:val="28"/>
                     </w:rPr>
@@ -2876,7 +2898,7 @@
                 </w:tcPr>
                 <w:p>
                   <w:pPr>
-                    <w:framePr w:hSpace="180" w:wrap="around" w:vAnchor="page" w:hAnchor="margin" w:xAlign="center" w:y="145"/>
+                    <w:framePr w:hSpace="180" w:wrap="around" w:vAnchor="page" w:hAnchor="margin" w:xAlign="center" w:y="387"/>
                     <w:rPr>
                       <w:sz w:val="18"/>
                       <w:szCs w:val="18"/>
@@ -2904,7 +2926,7 @@
                 </w:tcPr>
                 <w:p>
                   <w:pPr>
-                    <w:framePr w:hSpace="180" w:wrap="around" w:vAnchor="page" w:hAnchor="margin" w:xAlign="center" w:y="145"/>
+                    <w:framePr w:hSpace="180" w:wrap="around" w:vAnchor="page" w:hAnchor="margin" w:xAlign="center" w:y="387"/>
                     <w:rPr>
                       <w:sz w:val="18"/>
                       <w:szCs w:val="18"/>
@@ -2937,16 +2959,28 @@
                 </w:tcPr>
                 <w:p>
                   <w:pPr>
-                    <w:framePr w:hSpace="180" w:wrap="around" w:vAnchor="page" w:hAnchor="margin" w:xAlign="center" w:y="145"/>
-                    <w:rPr>
-                      <w:sz w:val="24"/>
-                    </w:rPr>
-                  </w:pPr>
-                  <w:r>
-                    <w:rPr>
-                      <w:sz w:val="24"/>
-                    </w:rPr>
-                    <w:t xml:space="preserve">                                                   </w:t>
+                    <w:framePr w:hSpace="180" w:wrap="around" w:vAnchor="page" w:hAnchor="margin" w:xAlign="center" w:y="387"/>
+                    <w:rPr>
+                      <w:sz w:val="24"/>
+                    </w:rPr>
+                  </w:pPr>
+                  <w:r>
+                    <w:rPr>
+                      <w:sz w:val="24"/>
+                    </w:rPr>
+                    <w:t>лейте</w:t>
+                  </w:r>
+                  <w:r>
+                    <w:rPr>
+                      <w:sz w:val="24"/>
+                    </w:rPr>
+                    <w:t>нант юстиции</w:t>
+                  </w:r>
+                  <w:r>
+                    <w:rPr>
+                      <w:sz w:val="24"/>
+                    </w:rPr>
+                    <w:t xml:space="preserve">                     </w:t>
                   </w:r>
                   <w:r>
                     <w:rPr>
@@ -2988,7 +3022,7 @@
                 </w:tcPr>
                 <w:p>
                   <w:pPr>
-                    <w:framePr w:hSpace="180" w:wrap="around" w:vAnchor="page" w:hAnchor="margin" w:xAlign="center" w:y="145"/>
+                    <w:framePr w:hSpace="180" w:wrap="around" w:vAnchor="page" w:hAnchor="margin" w:xAlign="center" w:y="387"/>
                     <w:rPr>
                       <w:sz w:val="18"/>
                       <w:szCs w:val="18"/>
@@ -2999,7 +3033,21 @@
                       <w:sz w:val="18"/>
                       <w:szCs w:val="18"/>
                     </w:rPr>
-                    <w:t>(подпись)</w:t>
+                    <w:t>(</w:t>
+                  </w:r>
+                  <w:r>
+                    <w:rPr>
+                      <w:sz w:val="18"/>
+                      <w:szCs w:val="18"/>
+                    </w:rPr>
+                    <w:t>в звании</w:t>
+                  </w:r>
+                  <w:r>
+                    <w:rPr>
+                      <w:sz w:val="18"/>
+                      <w:szCs w:val="18"/>
+                    </w:rPr>
+                    <w:t>)</w:t>
                   </w:r>
                 </w:p>
               </w:tc>
@@ -3016,8 +3064,8 @@
                 </w:tcPr>
                 <w:p>
                   <w:pPr>
-                    <w:framePr w:hSpace="180" w:wrap="around" w:vAnchor="page" w:hAnchor="margin" w:xAlign="center" w:y="145"/>
-                    <w:jc w:val="center"/>
+                    <w:framePr w:hSpace="180" w:wrap="around" w:vAnchor="page" w:hAnchor="margin" w:xAlign="center" w:y="387"/>
+                    <w:jc w:val="right"/>
                     <w:rPr>
                       <w:sz w:val="18"/>
                       <w:szCs w:val="18"/>
@@ -3044,13 +3092,20 @@
                 </w:tcPr>
                 <w:p>
                   <w:pPr>
-                    <w:framePr w:hSpace="180" w:wrap="around" w:vAnchor="page" w:hAnchor="margin" w:xAlign="center" w:y="145"/>
+                    <w:framePr w:hSpace="180" w:wrap="around" w:vAnchor="page" w:hAnchor="margin" w:xAlign="center" w:y="387"/>
                     <w:jc w:val="center"/>
                     <w:rPr>
                       <w:sz w:val="18"/>
                       <w:szCs w:val="18"/>
                     </w:rPr>
                   </w:pPr>
+                  <w:r>
+                    <w:rPr>
+                      <w:sz w:val="18"/>
+                      <w:szCs w:val="18"/>
+                    </w:rPr>
+                    <w:t>(подпись)</w:t>
+                  </w:r>
                 </w:p>
               </w:tc>
             </w:tr>
@@ -3071,7 +3126,7 @@
                 </w:tcPr>
                 <w:p>
                   <w:pPr>
-                    <w:framePr w:hSpace="180" w:wrap="around" w:vAnchor="page" w:hAnchor="margin" w:xAlign="center" w:y="145"/>
+                    <w:framePr w:hSpace="180" w:wrap="around" w:vAnchor="page" w:hAnchor="margin" w:xAlign="center" w:y="387"/>
                     <w:tabs>
                       <w:tab w:val="right" w:pos="2619"/>
                     </w:tabs>
@@ -3102,7 +3157,7 @@
                 </w:tcPr>
                 <w:p>
                   <w:pPr>
-                    <w:framePr w:hSpace="180" w:wrap="around" w:vAnchor="page" w:hAnchor="margin" w:xAlign="center" w:y="145"/>
+                    <w:framePr w:hSpace="180" w:wrap="around" w:vAnchor="page" w:hAnchor="margin" w:xAlign="center" w:y="387"/>
                     <w:ind w:left="-108"/>
                     <w:jc w:val="center"/>
                   </w:pPr>
@@ -3123,7 +3178,7 @@
                 </w:tcPr>
                 <w:p>
                   <w:pPr>
-                    <w:framePr w:hSpace="180" w:wrap="around" w:vAnchor="page" w:hAnchor="margin" w:xAlign="center" w:y="145"/>
+                    <w:framePr w:hSpace="180" w:wrap="around" w:vAnchor="page" w:hAnchor="margin" w:xAlign="center" w:y="387"/>
                     <w:rPr>
                       <w:sz w:val="24"/>
                     </w:rPr>
@@ -3147,7 +3202,7 @@
                 </w:tcPr>
                 <w:p>
                   <w:pPr>
-                    <w:framePr w:hSpace="180" w:wrap="around" w:vAnchor="page" w:hAnchor="margin" w:xAlign="center" w:y="145"/>
+                    <w:framePr w:hSpace="180" w:wrap="around" w:vAnchor="page" w:hAnchor="margin" w:xAlign="center" w:y="387"/>
                     <w:tabs>
                       <w:tab w:val="right" w:pos="2619"/>
                     </w:tabs>
@@ -3170,7 +3225,7 @@
                 </w:tcPr>
                 <w:p>
                   <w:pPr>
-                    <w:framePr w:hSpace="180" w:wrap="around" w:vAnchor="page" w:hAnchor="margin" w:xAlign="center" w:y="145"/>
+                    <w:framePr w:hSpace="180" w:wrap="around" w:vAnchor="page" w:hAnchor="margin" w:xAlign="center" w:y="387"/>
                     <w:ind w:left="-108"/>
                     <w:jc w:val="center"/>
                   </w:pPr>
@@ -3188,7 +3243,7 @@
                 </w:tcPr>
                 <w:p>
                   <w:pPr>
-                    <w:framePr w:hSpace="180" w:wrap="around" w:vAnchor="page" w:hAnchor="margin" w:xAlign="center" w:y="145"/>
+                    <w:framePr w:hSpace="180" w:wrap="around" w:vAnchor="page" w:hAnchor="margin" w:xAlign="center" w:y="387"/>
                     <w:jc w:val="center"/>
                     <w:rPr>
                       <w:sz w:val="18"/>
@@ -3222,7 +3277,7 @@
                 </w:tcPr>
                 <w:p>
                   <w:pPr>
-                    <w:framePr w:hSpace="180" w:wrap="around" w:vAnchor="page" w:hAnchor="margin" w:xAlign="center" w:y="145"/>
+                    <w:framePr w:hSpace="180" w:wrap="around" w:vAnchor="page" w:hAnchor="margin" w:xAlign="center" w:y="387"/>
                     <w:rPr>
                       <w:sz w:val="24"/>
                     </w:rPr>
@@ -3242,7 +3297,7 @@
                 </w:tcPr>
                 <w:p>
                   <w:pPr>
-                    <w:framePr w:hSpace="180" w:wrap="around" w:vAnchor="page" w:hAnchor="margin" w:xAlign="center" w:y="145"/>
+                    <w:framePr w:hSpace="180" w:wrap="around" w:vAnchor="page" w:hAnchor="margin" w:xAlign="center" w:y="387"/>
                     <w:rPr>
                       <w:sz w:val="24"/>
                     </w:rPr>
@@ -3267,7 +3322,7 @@
                 </w:tcPr>
                 <w:p>
                   <w:pPr>
-                    <w:framePr w:hSpace="180" w:wrap="around" w:vAnchor="page" w:hAnchor="margin" w:xAlign="center" w:y="145"/>
+                    <w:framePr w:hSpace="180" w:wrap="around" w:vAnchor="page" w:hAnchor="margin" w:xAlign="center" w:y="387"/>
                     <w:rPr>
                       <w:sz w:val="24"/>
                     </w:rPr>
@@ -3293,7 +3348,7 @@
                 </w:tcPr>
                 <w:p>
                   <w:pPr>
-                    <w:framePr w:hSpace="180" w:wrap="around" w:vAnchor="page" w:hAnchor="margin" w:xAlign="center" w:y="145"/>
+                    <w:framePr w:hSpace="180" w:wrap="around" w:vAnchor="page" w:hAnchor="margin" w:xAlign="center" w:y="387"/>
                     <w:rPr>
                       <w:sz w:val="24"/>
                     </w:rPr>
@@ -3324,7 +3379,7 @@
                 </w:tcPr>
                 <w:p>
                   <w:pPr>
-                    <w:framePr w:hSpace="180" w:wrap="around" w:vAnchor="page" w:hAnchor="margin" w:xAlign="center" w:y="145"/>
+                    <w:framePr w:hSpace="180" w:wrap="around" w:vAnchor="page" w:hAnchor="margin" w:xAlign="center" w:y="387"/>
                     <w:rPr>
                       <w:sz w:val="16"/>
                       <w:szCs w:val="16"/>
@@ -3345,7 +3400,7 @@
                 </w:tcPr>
                 <w:p>
                   <w:pPr>
-                    <w:framePr w:hSpace="180" w:wrap="around" w:vAnchor="page" w:hAnchor="margin" w:xAlign="center" w:y="145"/>
+                    <w:framePr w:hSpace="180" w:wrap="around" w:vAnchor="page" w:hAnchor="margin" w:xAlign="center" w:y="387"/>
                     <w:jc w:val="center"/>
                     <w:rPr>
                       <w:sz w:val="16"/>
@@ -3379,7 +3434,7 @@
                 </w:tcPr>
                 <w:p>
                   <w:pPr>
-                    <w:framePr w:hSpace="180" w:wrap="around" w:vAnchor="page" w:hAnchor="margin" w:xAlign="center" w:y="145"/>
+                    <w:framePr w:hSpace="180" w:wrap="around" w:vAnchor="page" w:hAnchor="margin" w:xAlign="center" w:y="387"/>
                     <w:rPr>
                       <w:sz w:val="24"/>
                     </w:rPr>
@@ -3405,7 +3460,7 @@
                 </w:tcPr>
                 <w:p>
                   <w:pPr>
-                    <w:framePr w:hSpace="180" w:wrap="around" w:vAnchor="page" w:hAnchor="margin" w:xAlign="center" w:y="145"/>
+                    <w:framePr w:hSpace="180" w:wrap="around" w:vAnchor="page" w:hAnchor="margin" w:xAlign="center" w:y="387"/>
                     <w:rPr>
                       <w:sz w:val="24"/>
                     </w:rPr>
@@ -3436,7 +3491,7 @@
                 </w:tcPr>
                 <w:p>
                   <w:pPr>
-                    <w:framePr w:hSpace="180" w:wrap="around" w:vAnchor="page" w:hAnchor="margin" w:xAlign="center" w:y="145"/>
+                    <w:framePr w:hSpace="180" w:wrap="around" w:vAnchor="page" w:hAnchor="margin" w:xAlign="center" w:y="387"/>
                     <w:rPr>
                       <w:sz w:val="24"/>
                     </w:rPr>
@@ -3462,7 +3517,7 @@
                 </w:tcPr>
                 <w:p>
                   <w:pPr>
-                    <w:framePr w:hSpace="180" w:wrap="around" w:vAnchor="page" w:hAnchor="margin" w:xAlign="center" w:y="145"/>
+                    <w:framePr w:hSpace="180" w:wrap="around" w:vAnchor="page" w:hAnchor="margin" w:xAlign="center" w:y="387"/>
                     <w:rPr>
                       <w:sz w:val="24"/>
                     </w:rPr>
@@ -3487,7 +3542,7 @@
                 </w:tcPr>
                 <w:p>
                   <w:pPr>
-                    <w:framePr w:hSpace="180" w:wrap="around" w:vAnchor="page" w:hAnchor="margin" w:xAlign="center" w:y="145"/>
+                    <w:framePr w:hSpace="180" w:wrap="around" w:vAnchor="page" w:hAnchor="margin" w:xAlign="center" w:y="387"/>
                     <w:rPr>
                       <w:sz w:val="24"/>
                     </w:rPr>
@@ -3520,7 +3575,7 @@
                 </w:tcPr>
                 <w:p>
                   <w:pPr>
-                    <w:framePr w:hSpace="180" w:wrap="around" w:vAnchor="page" w:hAnchor="margin" w:xAlign="center" w:y="145"/>
+                    <w:framePr w:hSpace="180" w:wrap="around" w:vAnchor="page" w:hAnchor="margin" w:xAlign="center" w:y="387"/>
                     <w:rPr>
                       <w:sz w:val="24"/>
                     </w:rPr>
@@ -3551,7 +3606,7 @@
                 </w:tcPr>
                 <w:p>
                   <w:pPr>
-                    <w:framePr w:hSpace="180" w:wrap="around" w:vAnchor="page" w:hAnchor="margin" w:xAlign="center" w:y="145"/>
+                    <w:framePr w:hSpace="180" w:wrap="around" w:vAnchor="page" w:hAnchor="margin" w:xAlign="center" w:y="387"/>
                     <w:rPr>
                       <w:sz w:val="24"/>
                     </w:rPr>
@@ -3577,88 +3632,11 @@
                 </w:tcPr>
                 <w:p>
                   <w:pPr>
-                    <w:framePr w:hSpace="180" w:wrap="around" w:vAnchor="page" w:hAnchor="margin" w:xAlign="center" w:y="145"/>
-                    <w:rPr>
-                      <w:sz w:val="24"/>
-                    </w:rPr>
-                  </w:pPr>
-                  <w:r>
-                    <w:rPr>
-                      <w:noProof/>
-                      <w:sz w:val="24"/>
-                    </w:rPr>
-                    <mc:AlternateContent>
-                      <mc:Choice Requires="wps">
-                        <w:drawing>
-                          <wp:anchor distT="0" distB="0" distL="114300" distR="114300" simplePos="0" relativeHeight="251691008" behindDoc="0" locked="0" layoutInCell="1" allowOverlap="1" wp14:anchorId="70371AAC" wp14:editId="2ACFCDCD">
-                            <wp:simplePos x="0" y="0"/>
-                            <wp:positionH relativeFrom="column">
-                              <wp:posOffset>617417</wp:posOffset>
-                            </wp:positionH>
-                            <wp:positionV relativeFrom="paragraph">
-                              <wp:posOffset>1060384</wp:posOffset>
-                            </wp:positionV>
-                            <wp:extent cx="1797269" cy="567558"/>
-                            <wp:effectExtent l="0" t="0" r="12700" b="23495"/>
-                            <wp:wrapNone/>
-                            <wp:docPr id="33" name="Прямоугольник 33"/>
-                            <wp:cNvGraphicFramePr/>
-                            <a:graphic xmlns:a="http://schemas.openxmlformats.org/drawingml/2006/main">
-                              <a:graphicData uri="http://schemas.microsoft.com/office/word/2010/wordprocessingShape">
-                                <wps:wsp>
-                                  <wps:cNvSpPr/>
-                                  <wps:spPr>
-                                    <a:xfrm>
-                                      <a:off x="0" y="0"/>
-                                      <a:ext cx="1797269" cy="567558"/>
-                                    </a:xfrm>
-                                    <a:prstGeom prst="rect">
-                                      <a:avLst/>
-                                    </a:prstGeom>
-                                    <a:solidFill>
-                                      <a:schemeClr val="bg1"/>
-                                    </a:solidFill>
-                                    <a:ln>
-                                      <a:solidFill>
-                                        <a:schemeClr val="bg1"/>
-                                      </a:solidFill>
-                                    </a:ln>
-                                  </wps:spPr>
-                                  <wps:style>
-                                    <a:lnRef idx="2">
-                                      <a:schemeClr val="accent1">
-                                        <a:shade val="50000"/>
-                                      </a:schemeClr>
-                                    </a:lnRef>
-                                    <a:fillRef idx="1">
-                                      <a:schemeClr val="accent1"/>
-                                    </a:fillRef>
-                                    <a:effectRef idx="0">
-                                      <a:schemeClr val="accent1"/>
-                                    </a:effectRef>
-                                    <a:fontRef idx="minor">
-                                      <a:schemeClr val="lt1"/>
-                                    </a:fontRef>
-                                  </wps:style>
-                                  <wps:bodyPr rot="0" spcFirstLastPara="0" vertOverflow="overflow" horzOverflow="overflow" vert="horz" wrap="square" lIns="91440" tIns="45720" rIns="91440" bIns="45720" numCol="1" spcCol="0" rtlCol="0" fromWordArt="0" anchor="ctr" anchorCtr="0" forceAA="0" compatLnSpc="1">
-                                    <a:prstTxWarp prst="textNoShape">
-                                      <a:avLst/>
-                                    </a:prstTxWarp>
-                                    <a:noAutofit/>
-                                  </wps:bodyPr>
-                                </wps:wsp>
-                              </a:graphicData>
-                            </a:graphic>
-                          </wp:anchor>
-                        </w:drawing>
-                      </mc:Choice>
-                      <mc:Fallback xmlns:cx1="http://schemas.microsoft.com/office/drawing/2015/9/8/chartex" xmlns:cx2="http://schemas.microsoft.com/office/drawing/2015/10/21/chartex" xmlns:cx3="http://schemas.microsoft.com/office/drawing/2016/5/9/chartex" xmlns:cx4="http://schemas.microsoft.com/office/drawing/2016/5/10/chartex" xmlns:cx5="http://schemas.microsoft.com/office/drawing/2016/5/11/chartex" xmlns:cx6="http://schemas.microsoft.com/office/drawing/2016/5/12/chartex" xmlns:cx7="http://schemas.microsoft.com/office/drawing/2016/5/13/chartex" xmlns:cx8="http://schemas.microsoft.com/office/drawing/2016/5/14/chartex" xmlns:aink="http://schemas.microsoft.com/office/drawing/2016/ink" xmlns:am3d="http://schemas.microsoft.com/office/drawing/2017/model3d" xmlns:oel="http://schemas.microsoft.com/office/2019/extlst" xmlns:w16cex="http://schemas.microsoft.com/office/word/2018/wordml/cex" xmlns:w16cid="http://schemas.microsoft.com/office/word/2016/wordml/cid" xmlns:w16="http://schemas.microsoft.com/office/word/2018/wordml" xmlns:w16du="http://schemas.microsoft.com/office/word/2023/wordml/word16du" xmlns:w16sdtdh="http://schemas.microsoft.com/office/word/2020/wordml/sdtdatahash" xmlns:w16sdtfl="http://schemas.microsoft.com/office/word/2024/wordml/sdtformatlock">
-                        <w:pict>
-                          <v:rect w14:anchorId="5288BE6F" id="Прямоугольник 33" o:spid="_x0000_s1026" style="position:absolute;margin-left:48.6pt;margin-top:83.5pt;width:141.5pt;height:44.7pt;z-index:251691008;visibility:visible;mso-wrap-style:square;mso-wrap-distance-left:9pt;mso-wrap-distance-top:0;mso-wrap-distance-right:9pt;mso-wrap-distance-bottom:0;mso-position-horizontal:absolute;mso-position-horizontal-relative:text;mso-position-vertical:absolute;mso-position-vertical-relative:text;v-text-anchor:middle" o:gfxdata="UEsDBBQABgAIAAAAIQC2gziS/gAAAOEBAAATAAAAW0NvbnRlbnRfVHlwZXNdLnhtbJSRQU7DMBBF 90jcwfIWJU67QAgl6YK0S0CoHGBkTxKLZGx5TGhvj5O2G0SRWNoz/78nu9wcxkFMGNg6quQqL6RA 0s5Y6ir5vt9lD1JwBDIwOMJKHpHlpr69KfdHjyxSmriSfYz+USnWPY7AufNIadK6MEJMx9ApD/oD OlTrorhX2lFEilmcO2RdNtjC5xDF9pCuTyYBB5bi6bQ4syoJ3g9WQ0ymaiLzg5KdCXlKLjvcW893 SUOqXwnz5DrgnHtJTxOsQfEKIT7DmDSUCaxw7Rqn8787ZsmRM9e2VmPeBN4uqYvTtW7jvijg9N/y JsXecLq0q+WD6m8AAAD//wMAUEsDBBQABgAIAAAAIQA4/SH/1gAAAJQBAAALAAAAX3JlbHMvLnJl bHOkkMFqwzAMhu+DvYPRfXGawxijTi+j0GvpHsDYimMaW0Yy2fr2M4PBMnrbUb/Q94l/f/hMi1qR JVI2sOt6UJgd+ZiDgffL8ekFlFSbvV0oo4EbChzGx4f9GRdb25HMsYhqlCwG5lrLq9biZkxWOiqY 22YiTra2kYMu1l1tQD30/bPm3wwYN0x18gb45AdQl1tp5j/sFB2T0FQ7R0nTNEV3j6o9feQzro1i OWA14Fm+Q8a1a8+Bvu/d/dMb2JY5uiPbhG/ktn4cqGU/er3pcvwCAAD//wMAUEsDBBQABgAIAAAA IQAJZxzCugIAAL8FAAAOAAAAZHJzL2Uyb0RvYy54bWysVM1u2zAMvg/YOwi6r47TpmmDOkWQosOA oi3WDj0rshQbkCVNUuJkpwG7Ftgj7CF2GfbTZ3DeaJT8k6wrdiiWg0Ka5CfyE8mT01Uh0JIZmyuZ 4HivhxGTVKW5nCf43e35qyOMrCMyJUJJluA1s/h0/PLFSalHrK8yJVJmEIBIOyp1gjPn9CiKLM1Y Qeye0kyCkStTEAeqmUepISWgFyLq93qHUalMqo2izFr4elYb8Tjgc86ou+LcModEgiE3F04Tzpk/ o/EJGc0N0VlOmzTIM7IoSC7h0g7qjDiCFib/C6rIqVFWcbdHVREpznPKQg1QTdx7VM1NRjQLtQA5 Vnc02f8HSy+X1wblaYL39zGSpIA3qr5sPm4+Vz+rh82n6mv1UP3Y3Fe/qm/VdwROwFip7QgCb/S1 aTQLoi9/xU3h/6EwtAosrzuW2cohCh/j4fGwf3iMEQXb4HA4GBx50GgbrY11r5kqkBcSbOAVA7lk eWFd7dq6+MusEnl6ngsRFN85bCoMWhJ489k8bsD/8BLyWYGQo4+MPAF1yUFya8E8npBvGQcyoch+ SDi08TYZQimTLq5NGUlZneOgB782yzb9QEgA9MgcquuwG4DWswZpsWt6Gn8fysIUdMG9fyVWB3cR 4WYlXRdc5FKZpwAEVNXcXPu3JNXUeJZmKl1DqxlVz6DV9DyH570g1l0TA0MH4wmLxF3BwYUqE6wa CaNMmQ9Pfff+MAtgxaiEIU6wfb8ghmEk3kiYkuP44MBPfVAOBsM+KGbXMtu1yEUxVdAzMawsTYPo /Z1oRW5UcQf7ZuJvBRORFO5OMHWmVaauXi6wsSibTIIbTLom7kLeaOrBPau+fW9Xd8TopscdTMel ageejB61eu3rI6WaLJzieZiDLa8N37AlQuM0G82voV09eG337vg3AAAA//8DAFBLAwQUAAYACAAA ACEAsXgQQt4AAAAKAQAADwAAAGRycy9kb3ducmV2LnhtbEyPwU7DMBBE70j8g7VIXBB1GmiahjgV QuIKonDh5sbbOCJeR7abBr6e5USPOzuaeVNvZzeICUPsPSlYLjIQSK03PXUKPt6fb0sQMWkyevCE Cr4xwra5vKh1ZfyJ3nDapU5wCMVKK7ApjZWUsbXodFz4EYl/Bx+cTnyGTpqgTxzuBplnWSGd7okb rB7xyWL7tTs6BZuf9jWVflzZ1H9uOrd8OYTpRqnrq/nxAUTCOf2b4Q+f0aFhpr0/koli4Ix1zk7W izVvYsNdmbGyV5CvinuQTS3PJzS/AAAA//8DAFBLAQItABQABgAIAAAAIQC2gziS/gAAAOEBAAAT AAAAAAAAAAAAAAAAAAAAAABbQ29udGVudF9UeXBlc10ueG1sUEsBAi0AFAAGAAgAAAAhADj9If/W AAAAlAEAAAsAAAAAAAAAAAAAAAAALwEAAF9yZWxzLy5yZWxzUEsBAi0AFAAGAAgAAAAhAAlnHMK6 AgAAvwUAAA4AAAAAAAAAAAAAAAAALgIAAGRycy9lMm9Eb2MueG1sUEsBAi0AFAAGAAgAAAAhALF4 EELeAAAACgEAAA8AAAAAAAAAAAAAAAAAFAUAAGRycy9kb3ducmV2LnhtbFBLBQYAAAAABAAEAPMA AAAfBgAAAAA= " fillcolor="white [3212]" strokecolor="white [3212]" strokeweight="2pt"/>
-                        </w:pict>
-                      </mc:Fallback>
-                    </mc:AlternateContent>
-                  </w:r>
+                    <w:framePr w:hSpace="180" w:wrap="around" w:vAnchor="page" w:hAnchor="margin" w:xAlign="center" w:y="387"/>
+                    <w:rPr>
+                      <w:sz w:val="24"/>
+                    </w:rPr>
+                  </w:pPr>
                   <w:r>
                     <w:rPr>
                       <w:sz w:val="24"/>
@@ -3693,7 +3671,21 @@
                 <w:sz w:val="16"/>
                 <w:szCs w:val="16"/>
               </w:rPr>
-              <w:t>Требование заполняется четко и разборчиво, фамилия, имя, отчество – печатными буквами в</w:t>
+              <w:t xml:space="preserve">Требование заполняется четко и разборчиво, фамилия, имя, отчество – печатными буквами </w:t>
+            </w:r>
+            <w:r>
+              <w:rPr>
+                <w:sz w:val="16"/>
+                <w:szCs w:val="16"/>
+              </w:rPr>
+              <w:br/>
+            </w:r>
+            <w:r>
+              <w:rPr>
+                <w:sz w:val="16"/>
+                <w:szCs w:val="16"/>
+              </w:rPr>
+              <w:t>в</w:t>
             </w:r>
             <w:r>
               <w:rPr>
@@ -3729,7 +3721,7 @@
     <w:p>
       <w:pPr>
         <w:tabs>
-          <w:tab w:val="left" w:pos="5290"/>
+          <w:tab w:val="left" w:pos="2108"/>
         </w:tabs>
         <w:rPr>
           <w:sz w:val="26"/>
@@ -3802,6 +3794,7 @@
             <w:rPr>
               <w:sz w:val="16"/>
               <w:szCs w:val="16"/>
+              <w:lang w:val="en-US"/>
             </w:rPr>
           </w:pPr>
           <w:r>
@@ -3830,14 +3823,15 @@
               <w:sz w:val="16"/>
               <w:szCs w:val="16"/>
             </w:rPr>
-            <w:t>Исх. №</w:t>
+            <w:t xml:space="preserve">Исх. </w:t>
           </w:r>
           <w:r>
             <w:rPr>
               <w:sz w:val="16"/>
               <w:szCs w:val="16"/>
+              <w:lang w:val="en-US"/>
             </w:rPr>
-            <w:t xml:space="preserve"> </w:t>
+            <w:t xml:space="preserve">№ </w:t>
           </w:r>
           <w:proofErr w:type="spellStart"/>
           <w:r>
@@ -3852,6 +3846,7 @@
             <w:rPr>
               <w:sz w:val="18"/>
               <w:szCs w:val="16"/>
+              <w:lang w:val="en-US"/>
             </w:rPr>
             <w:t>-</w:t>
           </w:r>
@@ -3860,6 +3855,7 @@
               <w:noProof/>
               <w:sz w:val="18"/>
               <w:szCs w:val="16"/>
+              <w:lang w:val="en-US"/>
             </w:rPr>
             <w:t>{{OUTGOING_NUMBER}}</w:t>
           </w:r>
@@ -3867,22 +3863,9 @@
             <w:rPr>
               <w:sz w:val="18"/>
               <w:szCs w:val="16"/>
+              <w:lang w:val="en-US"/>
             </w:rPr>
-            <w:t>/</w:t>
-          </w:r>
-          <w:r>
-            <w:rPr>
-              <w:sz w:val="18"/>
-              <w:szCs w:val="16"/>
-            </w:rPr>
-            <w:t>1</w:t>
-          </w:r>
-          <w:r>
-            <w:rPr>
-              <w:sz w:val="18"/>
-              <w:szCs w:val="16"/>
-            </w:rPr>
-            <w:t>1-26</w:t>
+            <w:t>/11-26</w:t>
           </w:r>
         </w:p>
         <w:p>
@@ -3893,6 +3876,7 @@
             <w:rPr>
               <w:sz w:val="20"/>
               <w:szCs w:val="20"/>
+              <w:lang w:val="en-US"/>
             </w:rPr>
           </w:pPr>
           <w:r>
@@ -3900,13 +3884,22 @@
               <w:sz w:val="16"/>
               <w:szCs w:val="16"/>
             </w:rPr>
-            <w:t xml:space="preserve">от </w:t>
+            <w:t>от</w:t>
+          </w:r>
+          <w:r>
+            <w:rPr>
+              <w:sz w:val="16"/>
+              <w:szCs w:val="16"/>
+              <w:lang w:val="en-US"/>
+            </w:rPr>
+            <w:t xml:space="preserve"> </w:t>
           </w:r>
           <w:r>
             <w:rPr>
               <w:noProof/>
               <w:sz w:val="16"/>
               <w:szCs w:val="16"/>
+              <w:lang w:val="en-US"/>
             </w:rPr>
             <w:t>{{OUTGOING_DATE}}</w:t>
           </w:r>
@@ -3917,6 +3910,9 @@
   <w:p>
     <w:pPr>
       <w:pStyle w:val="ab"/>
+      <w:rPr>
+        <w:lang w:val="en-US"/>
+      </w:rPr>
     </w:pPr>
   </w:p>
 </w:ftr>
@@ -5823,7 +5819,7 @@
 </file>
 
 <file path=customXml/itemProps1.xml><?xml version="1.0" encoding="utf-8"?>
-<ds:datastoreItem xmlns:ds="http://schemas.openxmlformats.org/officeDocument/2006/customXml" ds:itemID="{2124824C-6422-4346-B3CF-CE284F37940B}">
+<ds:datastoreItem xmlns:ds="http://schemas.openxmlformats.org/officeDocument/2006/customXml" ds:itemID="{195C2170-1740-44BF-A81B-9B278EF6B873}">
   <ds:schemaRefs>
     <ds:schemaRef ds:uri="http://schemas.openxmlformats.org/officeDocument/2006/bibliography"/>
   </ds:schemaRefs>

--- a/NexusDocs/templates/requests/11_mvd_regional.docx
+++ b/NexusDocs/templates/requests/11_mvd_regional.docx
@@ -385,7 +385,7 @@
           <w:rFonts w:eastAsia="Calibri"/>
           <w:szCs w:val="28"/>
         </w:rPr>
-        <w:t xml:space="preserve">Следователь военного следственного отдела </w:t>
+        <w:t xml:space="preserve">{{INVESTIGATOR_POSITION_LONG}} </w:t>
       </w:r>
     </w:p>
     <w:p>
@@ -435,7 +435,7 @@
           <w:rFonts w:eastAsia="Calibri"/>
           <w:szCs w:val="28"/>
         </w:rPr>
-        <w:t xml:space="preserve">лейтенант юстиции                                                                          </w:t>
+        <w:t xml:space="preserve">{{INVESTIGATOR_RANK}}                                                                          </w:t>
       </w:r>
       <w:r>
         <w:rPr>
@@ -449,7 +449,7 @@
           <w:rFonts w:eastAsia="Calibri"/>
           <w:szCs w:val="28"/>
         </w:rPr>
-        <w:t xml:space="preserve"> С.А. </w:t>
+        <w:t xml:space="preserve"> {{INVESTIGATOR_INITIALS_SURNAME}}</w:t>
       </w:r>
       <w:proofErr w:type="spellStart"/>
       <w:r>
@@ -457,7 +457,7 @@
           <w:rFonts w:eastAsia="Calibri"/>
           <w:szCs w:val="28"/>
         </w:rPr>
-        <w:t>Цомартов</w:t>
+        <w:t xml:space="preserve"/>
       </w:r>
       <w:proofErr w:type="spellEnd"/>
     </w:p>
@@ -1255,7 +1255,7 @@
                     <w:framePr w:hSpace="180" w:wrap="around" w:vAnchor="page" w:hAnchor="margin" w:xAlign="center" w:y="387"/>
                   </w:pPr>
                   <w:r>
-                    <w:t>Следователь отдела</w:t>
+                    <w:t xml:space="preserve">{{INVESTIGATOR_POSITION_FORM}}</w:t>
                   </w:r>
                   <w:r>
                     <w:rPr>
@@ -1322,7 +1322,7 @@
                       <w:sz w:val="18"/>
                       <w:szCs w:val="18"/>
                     </w:rPr>
-                    <w:t>(заместитель, следователь)</w:t>
+                    <w:t xml:space="preserve">{{INVESTIGATOR_FORM_ROLE_HINT}}</w:t>
                   </w:r>
                 </w:p>
               </w:tc>
@@ -1381,14 +1381,14 @@
                     <w:rPr>
                       <w:sz w:val="24"/>
                     </w:rPr>
-                    <w:t xml:space="preserve">лейтенант юстиции                     С.А. </w:t>
+                    <w:t xml:space="preserve">{{INVESTIGATOR_FORM_RANK}}                     {{INVESTIGATOR_INITIALS_SURNAME}}</w:t>
                   </w:r>
                   <w:proofErr w:type="spellStart"/>
                   <w:r>
                     <w:rPr>
                       <w:sz w:val="24"/>
                     </w:rPr>
-                    <w:t>Цомартов</w:t>
+                    <w:t xml:space="preserve"/>
                   </w:r>
                   <w:proofErr w:type="spellEnd"/>
                   <w:r>
@@ -1428,14 +1428,14 @@
                       <w:sz w:val="18"/>
                       <w:szCs w:val="18"/>
                     </w:rPr>
-                    <w:t>(в звании</w:t>
+                    <w:t xml:space="preserve">{{INVESTIGATOR_FORM_RANK_LABEL}}</w:t>
                   </w:r>
                   <w:r>
                     <w:rPr>
                       <w:sz w:val="18"/>
                       <w:szCs w:val="18"/>
                     </w:rPr>
-                    <w:t>)</w:t>
+                    <w:t xml:space="preserve"/>
                   </w:r>
                   <w:bookmarkStart w:id="0" w:name="_GoBack"/>
                   <w:bookmarkEnd w:id="0"/>
@@ -2849,7 +2849,7 @@
                     <w:framePr w:hSpace="180" w:wrap="around" w:vAnchor="page" w:hAnchor="margin" w:xAlign="center" w:y="387"/>
                   </w:pPr>
                   <w:r>
-                    <w:t>Следователь отдела</w:t>
+                    <w:t xml:space="preserve">{{INVESTIGATOR_POSITION_FORM}}</w:t>
                   </w:r>
                 </w:p>
               </w:tc>
@@ -2909,7 +2909,7 @@
                       <w:sz w:val="18"/>
                       <w:szCs w:val="18"/>
                     </w:rPr>
-                    <w:t>(заместитель, следователь)</w:t>
+                    <w:t xml:space="preserve">{{INVESTIGATOR_FORM_ROLE_HINT}}</w:t>
                   </w:r>
                 </w:p>
               </w:tc>
@@ -2968,13 +2968,13 @@
                     <w:rPr>
                       <w:sz w:val="24"/>
                     </w:rPr>
-                    <w:t>лейте</w:t>
-                  </w:r>
-                  <w:r>
-                    <w:rPr>
-                      <w:sz w:val="24"/>
-                    </w:rPr>
-                    <w:t>нант юстиции</w:t>
+                    <w:t xml:space="preserve">{{INVESTIGATOR_FORM_RANK}}</w:t>
+                  </w:r>
+                  <w:r>
+                    <w:rPr>
+                      <w:sz w:val="24"/>
+                    </w:rPr>
+                    <w:t xml:space="preserve"/>
                   </w:r>
                   <w:r>
                     <w:rPr>
@@ -2986,14 +2986,14 @@
                     <w:rPr>
                       <w:sz w:val="24"/>
                     </w:rPr>
-                    <w:t xml:space="preserve">С.А. </w:t>
+                    <w:t xml:space="preserve">{{INVESTIGATOR_INITIALS_SURNAME}}</w:t>
                   </w:r>
                   <w:proofErr w:type="spellStart"/>
                   <w:r>
                     <w:rPr>
                       <w:sz w:val="24"/>
                     </w:rPr>
-                    <w:t>Цомартов</w:t>
+                    <w:t xml:space="preserve"/>
                   </w:r>
                   <w:proofErr w:type="spellEnd"/>
                   <w:r>
@@ -3033,21 +3033,21 @@
                       <w:sz w:val="18"/>
                       <w:szCs w:val="18"/>
                     </w:rPr>
-                    <w:t>(</w:t>
+                    <w:t xml:space="preserve">{{INVESTIGATOR_FORM_RANK_LABEL}}</w:t>
                   </w:r>
                   <w:r>
                     <w:rPr>
                       <w:sz w:val="18"/>
                       <w:szCs w:val="18"/>
                     </w:rPr>
-                    <w:t>в звании</w:t>
+                    <w:t xml:space="preserve"/>
                   </w:r>
                   <w:r>
                     <w:rPr>
                       <w:sz w:val="18"/>
                       <w:szCs w:val="18"/>
                     </w:rPr>
-                    <w:t>)</w:t>
+                    <w:t xml:space="preserve"/>
                   </w:r>
                 </w:p>
               </w:tc>
